--- a/公测1.2.1/策略矩阵报告.docx
+++ b/公测1.2.1/策略矩阵报告.docx
@@ -4213,11 +4213,9 @@
         <w:rPr>
           <w:b/>
         </w:rPr>
-        <w:t>真实极差约 12.3~17.1pp，外星人稳定在 24~27%</w:t>
+        <w:t>真实极差约 12.3~17.1pp（处于非对称设计的合理区间，不视为失衡），外星人稳定在 24~27%——这才是三方理性行事时的真实差距（已计入第10夜免疫=1v1触发）。</w:t>
       </w:r>
-      <w:r>
-        <w:t>——这才是三方理性行事时的真实差距（已计入第10夜免疫=1v1触发）。</w:t>
-      </w:r>
+      <w:r/>
     </w:p>
     <w:p>
       <w:pPr>
